--- a/Отчет_Романовская_Рублевская_451004_В14.docx
+++ b/Отчет_Романовская_Рублевская_451004_В14.docx
@@ -487,14 +487,25 @@
           <w:lang w:val="ru-RU" w:eastAsia="en-US"/>
         </w:rPr>
       </w:pPr>
-      <w:r>
-        <w:rPr>
-          <w:rFonts w:ascii="Times New Roman" w:eastAsiaTheme="minorHAnsi" w:hAnsi="Times New Roman" w:cs="Times New Roman"/>
-          <w:sz w:val="27"/>
-          <w:szCs w:val="27"/>
-          <w:lang w:val="ru-RU" w:eastAsia="en-US"/>
-        </w:rPr>
-        <w:t>Болтак С. В.</w:t>
+      <w:proofErr w:type="spellStart"/>
+      <w:r>
+        <w:rPr>
+          <w:rFonts w:ascii="Times New Roman" w:eastAsiaTheme="minorHAnsi" w:hAnsi="Times New Roman" w:cs="Times New Roman"/>
+          <w:sz w:val="27"/>
+          <w:szCs w:val="27"/>
+          <w:lang w:val="ru-RU" w:eastAsia="en-US"/>
+        </w:rPr>
+        <w:t>Болтак</w:t>
+      </w:r>
+      <w:proofErr w:type="spellEnd"/>
+      <w:r>
+        <w:rPr>
+          <w:rFonts w:ascii="Times New Roman" w:eastAsiaTheme="minorHAnsi" w:hAnsi="Times New Roman" w:cs="Times New Roman"/>
+          <w:sz w:val="27"/>
+          <w:szCs w:val="27"/>
+          <w:lang w:val="ru-RU" w:eastAsia="en-US"/>
+        </w:rPr>
+        <w:t xml:space="preserve"> С. В.</w:t>
       </w:r>
     </w:p>
     <w:p>
@@ -651,124 +662,359 @@
           <w:lang w:val="ru-BY" w:eastAsia="en-US"/>
         </w:rPr>
       </w:pPr>
-      <w:r>
-        <w:rPr>
-          <w:rFonts w:ascii="Consolas" w:hAnsi="Consolas"/>
-          <w:lang w:val="ru-BY" w:eastAsia="en-US"/>
-        </w:rPr>
-        <w:t>var i = 0</w:t>
-      </w:r>
-    </w:p>
-    <w:p>
-      <w:pPr>
-        <w:spacing w:line="360" w:lineRule="auto"/>
-        <w:rPr>
-          <w:rFonts w:ascii="Consolas" w:hAnsi="Consolas"/>
-          <w:lang w:val="ru-BY" w:eastAsia="en-US"/>
-        </w:rPr>
-      </w:pPr>
-      <w:r>
-        <w:rPr>
-          <w:rFonts w:ascii="Consolas" w:hAnsi="Consolas"/>
-          <w:lang w:val="ru-BY" w:eastAsia="en-US"/>
-        </w:rPr>
-        <w:t>var result = 0</w:t>
-      </w:r>
-    </w:p>
-    <w:p>
-      <w:pPr>
-        <w:spacing w:line="360" w:lineRule="auto"/>
-        <w:rPr>
-          <w:rFonts w:ascii="Consolas" w:hAnsi="Consolas"/>
-          <w:lang w:val="ru-BY" w:eastAsia="en-US"/>
-        </w:rPr>
-      </w:pPr>
-      <w:r>
-        <w:rPr>
-          <w:rFonts w:ascii="Consolas" w:hAnsi="Consolas"/>
-          <w:lang w:val="ru-BY" w:eastAsia="en-US"/>
-        </w:rPr>
-        <w:t>while (i &lt; 5) {</w:t>
-      </w:r>
-    </w:p>
-    <w:p>
-      <w:pPr>
-        <w:spacing w:line="360" w:lineRule="auto"/>
-        <w:rPr>
-          <w:rFonts w:ascii="Consolas" w:hAnsi="Consolas"/>
-          <w:lang w:val="ru-BY" w:eastAsia="en-US"/>
-        </w:rPr>
-      </w:pPr>
-      <w:r>
-        <w:rPr>
-          <w:rFonts w:ascii="Consolas" w:hAnsi="Consolas"/>
-          <w:lang w:val="ru-BY" w:eastAsia="en-US"/>
-        </w:rPr>
-        <w:t xml:space="preserve">  val x = i % 3</w:t>
-      </w:r>
-    </w:p>
-    <w:p>
-      <w:pPr>
-        <w:spacing w:line="360" w:lineRule="auto"/>
-        <w:rPr>
-          <w:rFonts w:ascii="Consolas" w:hAnsi="Consolas"/>
-          <w:lang w:val="ru-BY" w:eastAsia="en-US"/>
-        </w:rPr>
-      </w:pPr>
-      <w:r>
-        <w:rPr>
-          <w:rFonts w:ascii="Consolas" w:hAnsi="Consolas"/>
-          <w:lang w:val="ru-BY" w:eastAsia="en-US"/>
-        </w:rPr>
-        <w:t xml:space="preserve">  x match {</w:t>
-      </w:r>
-    </w:p>
-    <w:p>
-      <w:pPr>
-        <w:spacing w:line="360" w:lineRule="auto"/>
-        <w:rPr>
-          <w:rFonts w:ascii="Consolas" w:hAnsi="Consolas"/>
-          <w:lang w:val="ru-BY" w:eastAsia="en-US"/>
-        </w:rPr>
-      </w:pPr>
-      <w:r>
-        <w:rPr>
-          <w:rFonts w:ascii="Consolas" w:hAnsi="Consolas"/>
-          <w:lang w:val="ru-BY" w:eastAsia="en-US"/>
-        </w:rPr>
-        <w:t xml:space="preserve">    case 0 =&gt; result = result + 1</w:t>
-      </w:r>
-    </w:p>
-    <w:p>
-      <w:pPr>
-        <w:spacing w:line="360" w:lineRule="auto"/>
-        <w:rPr>
-          <w:rFonts w:ascii="Consolas" w:hAnsi="Consolas"/>
-          <w:lang w:val="ru-BY" w:eastAsia="en-US"/>
-        </w:rPr>
-      </w:pPr>
-      <w:r>
-        <w:rPr>
-          <w:rFonts w:ascii="Consolas" w:hAnsi="Consolas"/>
-          <w:lang w:val="ru-BY" w:eastAsia="en-US"/>
-        </w:rPr>
-        <w:t xml:space="preserve">    case 1 =&gt; result = result + 2</w:t>
-      </w:r>
-    </w:p>
-    <w:p>
-      <w:pPr>
-        <w:spacing w:line="360" w:lineRule="auto"/>
-        <w:rPr>
-          <w:rFonts w:ascii="Consolas" w:hAnsi="Consolas"/>
-          <w:lang w:val="ru-BY" w:eastAsia="en-US"/>
-        </w:rPr>
-      </w:pPr>
-      <w:r>
-        <w:rPr>
-          <w:rFonts w:ascii="Consolas" w:hAnsi="Consolas"/>
-          <w:lang w:val="ru-BY" w:eastAsia="en-US"/>
-        </w:rPr>
-        <w:t xml:space="preserve">    case 2 =&gt; result = result + 3</w:t>
+      <w:proofErr w:type="spellStart"/>
+      <w:r>
+        <w:rPr>
+          <w:rFonts w:ascii="Consolas" w:hAnsi="Consolas"/>
+          <w:lang w:val="ru-BY" w:eastAsia="en-US"/>
+        </w:rPr>
+        <w:t>var</w:t>
+      </w:r>
+      <w:proofErr w:type="spellEnd"/>
+      <w:r>
+        <w:rPr>
+          <w:rFonts w:ascii="Consolas" w:hAnsi="Consolas"/>
+          <w:lang w:val="ru-BY" w:eastAsia="en-US"/>
+        </w:rPr>
+        <w:t xml:space="preserve"> i = 0</w:t>
+      </w:r>
+    </w:p>
+    <w:p>
+      <w:pPr>
+        <w:spacing w:line="360" w:lineRule="auto"/>
+        <w:rPr>
+          <w:rFonts w:ascii="Consolas" w:hAnsi="Consolas"/>
+          <w:lang w:val="ru-BY" w:eastAsia="en-US"/>
+        </w:rPr>
+      </w:pPr>
+      <w:proofErr w:type="spellStart"/>
+      <w:r>
+        <w:rPr>
+          <w:rFonts w:ascii="Consolas" w:hAnsi="Consolas"/>
+          <w:lang w:val="ru-BY" w:eastAsia="en-US"/>
+        </w:rPr>
+        <w:t>var</w:t>
+      </w:r>
+      <w:proofErr w:type="spellEnd"/>
+      <w:r>
+        <w:rPr>
+          <w:rFonts w:ascii="Consolas" w:hAnsi="Consolas"/>
+          <w:lang w:val="ru-BY" w:eastAsia="en-US"/>
+        </w:rPr>
+        <w:t xml:space="preserve"> </w:t>
+      </w:r>
+      <w:proofErr w:type="spellStart"/>
+      <w:r>
+        <w:rPr>
+          <w:rFonts w:ascii="Consolas" w:hAnsi="Consolas"/>
+          <w:lang w:val="ru-BY" w:eastAsia="en-US"/>
+        </w:rPr>
+        <w:t>result</w:t>
+      </w:r>
+      <w:proofErr w:type="spellEnd"/>
+      <w:r>
+        <w:rPr>
+          <w:rFonts w:ascii="Consolas" w:hAnsi="Consolas"/>
+          <w:lang w:val="ru-BY" w:eastAsia="en-US"/>
+        </w:rPr>
+        <w:t xml:space="preserve"> = 0</w:t>
+      </w:r>
+    </w:p>
+    <w:p>
+      <w:pPr>
+        <w:spacing w:line="360" w:lineRule="auto"/>
+        <w:rPr>
+          <w:rFonts w:ascii="Consolas" w:hAnsi="Consolas"/>
+          <w:lang w:val="ru-BY" w:eastAsia="en-US"/>
+        </w:rPr>
+      </w:pPr>
+      <w:proofErr w:type="spellStart"/>
+      <w:r>
+        <w:rPr>
+          <w:rFonts w:ascii="Consolas" w:hAnsi="Consolas"/>
+          <w:lang w:val="ru-BY" w:eastAsia="en-US"/>
+        </w:rPr>
+        <w:t>while</w:t>
+      </w:r>
+      <w:proofErr w:type="spellEnd"/>
+      <w:r>
+        <w:rPr>
+          <w:rFonts w:ascii="Consolas" w:hAnsi="Consolas"/>
+          <w:lang w:val="ru-BY" w:eastAsia="en-US"/>
+        </w:rPr>
+        <w:t xml:space="preserve"> (i </w:t>
+      </w:r>
+      <w:proofErr w:type="gramStart"/>
+      <w:r>
+        <w:rPr>
+          <w:rFonts w:ascii="Consolas" w:hAnsi="Consolas"/>
+          <w:lang w:val="ru-BY" w:eastAsia="en-US"/>
+        </w:rPr>
+        <w:t>&lt; 5</w:t>
+      </w:r>
+      <w:proofErr w:type="gramEnd"/>
+      <w:r>
+        <w:rPr>
+          <w:rFonts w:ascii="Consolas" w:hAnsi="Consolas"/>
+          <w:lang w:val="ru-BY" w:eastAsia="en-US"/>
+        </w:rPr>
+        <w:t>) {</w:t>
+      </w:r>
+    </w:p>
+    <w:p>
+      <w:pPr>
+        <w:spacing w:line="360" w:lineRule="auto"/>
+        <w:rPr>
+          <w:rFonts w:ascii="Consolas" w:hAnsi="Consolas"/>
+          <w:lang w:val="ru-BY" w:eastAsia="en-US"/>
+        </w:rPr>
+      </w:pPr>
+      <w:r>
+        <w:rPr>
+          <w:rFonts w:ascii="Consolas" w:hAnsi="Consolas"/>
+          <w:lang w:val="ru-BY" w:eastAsia="en-US"/>
+        </w:rPr>
+        <w:t xml:space="preserve">  </w:t>
+      </w:r>
+      <w:proofErr w:type="spellStart"/>
+      <w:r>
+        <w:rPr>
+          <w:rFonts w:ascii="Consolas" w:hAnsi="Consolas"/>
+          <w:lang w:val="ru-BY" w:eastAsia="en-US"/>
+        </w:rPr>
+        <w:t>val</w:t>
+      </w:r>
+      <w:proofErr w:type="spellEnd"/>
+      <w:r>
+        <w:rPr>
+          <w:rFonts w:ascii="Consolas" w:hAnsi="Consolas"/>
+          <w:lang w:val="ru-BY" w:eastAsia="en-US"/>
+        </w:rPr>
+        <w:t xml:space="preserve"> x = i % 3</w:t>
+      </w:r>
+    </w:p>
+    <w:p>
+      <w:pPr>
+        <w:spacing w:line="360" w:lineRule="auto"/>
+        <w:rPr>
+          <w:rFonts w:ascii="Consolas" w:hAnsi="Consolas"/>
+          <w:lang w:val="ru-BY" w:eastAsia="en-US"/>
+        </w:rPr>
+      </w:pPr>
+      <w:r>
+        <w:rPr>
+          <w:rFonts w:ascii="Consolas" w:hAnsi="Consolas"/>
+          <w:lang w:val="ru-BY" w:eastAsia="en-US"/>
+        </w:rPr>
+        <w:t xml:space="preserve">  x </w:t>
+      </w:r>
+      <w:proofErr w:type="spellStart"/>
+      <w:r>
+        <w:rPr>
+          <w:rFonts w:ascii="Consolas" w:hAnsi="Consolas"/>
+          <w:lang w:val="ru-BY" w:eastAsia="en-US"/>
+        </w:rPr>
+        <w:t>match</w:t>
+      </w:r>
+      <w:proofErr w:type="spellEnd"/>
+      <w:r>
+        <w:rPr>
+          <w:rFonts w:ascii="Consolas" w:hAnsi="Consolas"/>
+          <w:lang w:val="ru-BY" w:eastAsia="en-US"/>
+        </w:rPr>
+        <w:t xml:space="preserve"> {</w:t>
+      </w:r>
+    </w:p>
+    <w:p>
+      <w:pPr>
+        <w:spacing w:line="360" w:lineRule="auto"/>
+        <w:rPr>
+          <w:rFonts w:ascii="Consolas" w:hAnsi="Consolas"/>
+          <w:lang w:val="ru-BY" w:eastAsia="en-US"/>
+        </w:rPr>
+      </w:pPr>
+      <w:r>
+        <w:rPr>
+          <w:rFonts w:ascii="Consolas" w:hAnsi="Consolas"/>
+          <w:lang w:val="ru-BY" w:eastAsia="en-US"/>
+        </w:rPr>
+        <w:t xml:space="preserve">    </w:t>
+      </w:r>
+      <w:proofErr w:type="spellStart"/>
+      <w:r>
+        <w:rPr>
+          <w:rFonts w:ascii="Consolas" w:hAnsi="Consolas"/>
+          <w:lang w:val="ru-BY" w:eastAsia="en-US"/>
+        </w:rPr>
+        <w:t>case</w:t>
+      </w:r>
+      <w:proofErr w:type="spellEnd"/>
+      <w:r>
+        <w:rPr>
+          <w:rFonts w:ascii="Consolas" w:hAnsi="Consolas"/>
+          <w:lang w:val="ru-BY" w:eastAsia="en-US"/>
+        </w:rPr>
+        <w:t xml:space="preserve"> 0 =&gt; </w:t>
+      </w:r>
+      <w:proofErr w:type="spellStart"/>
+      <w:r>
+        <w:rPr>
+          <w:rFonts w:ascii="Consolas" w:hAnsi="Consolas"/>
+          <w:lang w:val="ru-BY" w:eastAsia="en-US"/>
+        </w:rPr>
+        <w:t>result</w:t>
+      </w:r>
+      <w:proofErr w:type="spellEnd"/>
+      <w:r>
+        <w:rPr>
+          <w:rFonts w:ascii="Consolas" w:hAnsi="Consolas"/>
+          <w:lang w:val="ru-BY" w:eastAsia="en-US"/>
+        </w:rPr>
+        <w:t xml:space="preserve"> = </w:t>
+      </w:r>
+      <w:proofErr w:type="spellStart"/>
+      <w:r>
+        <w:rPr>
+          <w:rFonts w:ascii="Consolas" w:hAnsi="Consolas"/>
+          <w:lang w:val="ru-BY" w:eastAsia="en-US"/>
+        </w:rPr>
+        <w:t>result</w:t>
+      </w:r>
+      <w:proofErr w:type="spellEnd"/>
+      <w:r>
+        <w:rPr>
+          <w:rFonts w:ascii="Consolas" w:hAnsi="Consolas"/>
+          <w:lang w:val="ru-BY" w:eastAsia="en-US"/>
+        </w:rPr>
+        <w:t xml:space="preserve"> + 1</w:t>
+      </w:r>
+    </w:p>
+    <w:p>
+      <w:pPr>
+        <w:spacing w:line="360" w:lineRule="auto"/>
+        <w:rPr>
+          <w:rFonts w:ascii="Consolas" w:hAnsi="Consolas"/>
+          <w:lang w:val="ru-BY" w:eastAsia="en-US"/>
+        </w:rPr>
+      </w:pPr>
+      <w:r>
+        <w:rPr>
+          <w:rFonts w:ascii="Consolas" w:hAnsi="Consolas"/>
+          <w:lang w:val="ru-BY" w:eastAsia="en-US"/>
+        </w:rPr>
+        <w:t xml:space="preserve">    </w:t>
+      </w:r>
+      <w:proofErr w:type="spellStart"/>
+      <w:r>
+        <w:rPr>
+          <w:rFonts w:ascii="Consolas" w:hAnsi="Consolas"/>
+          <w:lang w:val="ru-BY" w:eastAsia="en-US"/>
+        </w:rPr>
+        <w:t>case</w:t>
+      </w:r>
+      <w:proofErr w:type="spellEnd"/>
+      <w:r>
+        <w:rPr>
+          <w:rFonts w:ascii="Consolas" w:hAnsi="Consolas"/>
+          <w:lang w:val="ru-BY" w:eastAsia="en-US"/>
+        </w:rPr>
+        <w:t xml:space="preserve"> 1 =&gt; </w:t>
+      </w:r>
+      <w:proofErr w:type="spellStart"/>
+      <w:r>
+        <w:rPr>
+          <w:rFonts w:ascii="Consolas" w:hAnsi="Consolas"/>
+          <w:lang w:val="ru-BY" w:eastAsia="en-US"/>
+        </w:rPr>
+        <w:t>result</w:t>
+      </w:r>
+      <w:proofErr w:type="spellEnd"/>
+      <w:r>
+        <w:rPr>
+          <w:rFonts w:ascii="Consolas" w:hAnsi="Consolas"/>
+          <w:lang w:val="ru-BY" w:eastAsia="en-US"/>
+        </w:rPr>
+        <w:t xml:space="preserve"> = </w:t>
+      </w:r>
+      <w:proofErr w:type="spellStart"/>
+      <w:r>
+        <w:rPr>
+          <w:rFonts w:ascii="Consolas" w:hAnsi="Consolas"/>
+          <w:lang w:val="ru-BY" w:eastAsia="en-US"/>
+        </w:rPr>
+        <w:t>result</w:t>
+      </w:r>
+      <w:proofErr w:type="spellEnd"/>
+      <w:r>
+        <w:rPr>
+          <w:rFonts w:ascii="Consolas" w:hAnsi="Consolas"/>
+          <w:lang w:val="ru-BY" w:eastAsia="en-US"/>
+        </w:rPr>
+        <w:t xml:space="preserve"> + 2</w:t>
+      </w:r>
+    </w:p>
+    <w:p>
+      <w:pPr>
+        <w:spacing w:line="360" w:lineRule="auto"/>
+        <w:rPr>
+          <w:rFonts w:ascii="Consolas" w:hAnsi="Consolas"/>
+          <w:lang w:val="ru-BY" w:eastAsia="en-US"/>
+        </w:rPr>
+      </w:pPr>
+      <w:r>
+        <w:rPr>
+          <w:rFonts w:ascii="Consolas" w:hAnsi="Consolas"/>
+          <w:lang w:val="ru-BY" w:eastAsia="en-US"/>
+        </w:rPr>
+        <w:t xml:space="preserve">    </w:t>
+      </w:r>
+      <w:proofErr w:type="spellStart"/>
+      <w:r>
+        <w:rPr>
+          <w:rFonts w:ascii="Consolas" w:hAnsi="Consolas"/>
+          <w:lang w:val="ru-BY" w:eastAsia="en-US"/>
+        </w:rPr>
+        <w:t>case</w:t>
+      </w:r>
+      <w:proofErr w:type="spellEnd"/>
+      <w:r>
+        <w:rPr>
+          <w:rFonts w:ascii="Consolas" w:hAnsi="Consolas"/>
+          <w:lang w:val="ru-BY" w:eastAsia="en-US"/>
+        </w:rPr>
+        <w:t xml:space="preserve"> 2 =&gt; </w:t>
+      </w:r>
+      <w:proofErr w:type="spellStart"/>
+      <w:r>
+        <w:rPr>
+          <w:rFonts w:ascii="Consolas" w:hAnsi="Consolas"/>
+          <w:lang w:val="ru-BY" w:eastAsia="en-US"/>
+        </w:rPr>
+        <w:t>result</w:t>
+      </w:r>
+      <w:proofErr w:type="spellEnd"/>
+      <w:r>
+        <w:rPr>
+          <w:rFonts w:ascii="Consolas" w:hAnsi="Consolas"/>
+          <w:lang w:val="ru-BY" w:eastAsia="en-US"/>
+        </w:rPr>
+        <w:t xml:space="preserve"> = </w:t>
+      </w:r>
+      <w:proofErr w:type="spellStart"/>
+      <w:r>
+        <w:rPr>
+          <w:rFonts w:ascii="Consolas" w:hAnsi="Consolas"/>
+          <w:lang w:val="ru-BY" w:eastAsia="en-US"/>
+        </w:rPr>
+        <w:t>result</w:t>
+      </w:r>
+      <w:proofErr w:type="spellEnd"/>
+      <w:r>
+        <w:rPr>
+          <w:rFonts w:ascii="Consolas" w:hAnsi="Consolas"/>
+          <w:lang w:val="ru-BY" w:eastAsia="en-US"/>
+        </w:rPr>
+        <w:t xml:space="preserve"> + 3</w:t>
       </w:r>
     </w:p>
     <w:p>
@@ -827,12 +1073,37 @@
           <w:lang w:val="ru-BY" w:eastAsia="en-US"/>
         </w:rPr>
       </w:pPr>
-      <w:r>
-        <w:rPr>
-          <w:rFonts w:ascii="Consolas" w:hAnsi="Consolas"/>
-          <w:lang w:val="ru-BY" w:eastAsia="en-US"/>
-        </w:rPr>
-        <w:t>println(result)</w:t>
+      <w:proofErr w:type="spellStart"/>
+      <w:r>
+        <w:rPr>
+          <w:rFonts w:ascii="Consolas" w:hAnsi="Consolas"/>
+          <w:lang w:val="ru-BY" w:eastAsia="en-US"/>
+        </w:rPr>
+        <w:t>println</w:t>
+      </w:r>
+      <w:proofErr w:type="spellEnd"/>
+      <w:r>
+        <w:rPr>
+          <w:rFonts w:ascii="Consolas" w:hAnsi="Consolas"/>
+          <w:lang w:val="ru-BY" w:eastAsia="en-US"/>
+        </w:rPr>
+        <w:t>(</w:t>
+      </w:r>
+      <w:proofErr w:type="spellStart"/>
+      <w:r>
+        <w:rPr>
+          <w:rFonts w:ascii="Consolas" w:hAnsi="Consolas"/>
+          <w:lang w:val="ru-BY" w:eastAsia="en-US"/>
+        </w:rPr>
+        <w:t>result</w:t>
+      </w:r>
+      <w:proofErr w:type="spellEnd"/>
+      <w:r>
+        <w:rPr>
+          <w:rFonts w:ascii="Consolas" w:hAnsi="Consolas"/>
+          <w:lang w:val="ru-BY" w:eastAsia="en-US"/>
+        </w:rPr>
+        <w:t>)</w:t>
       </w:r>
     </w:p>
     <w:p>
@@ -885,7 +1156,19 @@
         <w:rPr>
           <w:lang w:val="ru-BY"/>
         </w:rPr>
-        <w:t xml:space="preserve">N = 12 </w:t>
+        <w:t>N = 1</w:t>
+      </w:r>
+      <w:r>
+        <w:rPr>
+          <w:lang w:val="ru-BY"/>
+        </w:rPr>
+        <w:t>1</w:t>
+      </w:r>
+      <w:r>
+        <w:rPr>
+          <w:lang w:val="ru-BY"/>
+        </w:rPr>
+        <w:t xml:space="preserve"> </w:t>
       </w:r>
       <w:r>
         <w:rPr>
@@ -897,7 +1180,19 @@
         <w:rPr>
           <w:lang w:val="ru-BY"/>
         </w:rPr>
-        <w:t>блоки 2–13)</w:t>
+        <w:t>блоки 2–1</w:t>
+      </w:r>
+      <w:r>
+        <w:rPr>
+          <w:lang w:val="ru-BY"/>
+        </w:rPr>
+        <w:t>2</w:t>
+      </w:r>
+      <w:r>
+        <w:rPr>
+          <w:lang w:val="ru-BY"/>
+        </w:rPr>
+        <w:t>)</w:t>
       </w:r>
     </w:p>
     <w:p>
@@ -925,7 +1220,19 @@
         <w:rPr>
           <w:lang w:val="ru-BY"/>
         </w:rPr>
-        <w:t>CL = 4 (блоки 4, 6, 8, 10)</w:t>
+        <w:t xml:space="preserve">CL = </w:t>
+      </w:r>
+      <w:r>
+        <w:rPr>
+          <w:lang w:val="ru-BY"/>
+        </w:rPr>
+        <w:t xml:space="preserve">3 </w:t>
+      </w:r>
+      <w:r>
+        <w:rPr>
+          <w:lang w:val="ru-BY"/>
+        </w:rPr>
+        <w:t>(блоки 4, 6, 8)</w:t>
       </w:r>
     </w:p>
     <w:p>
@@ -949,23 +1256,19 @@
           <w:lang w:val="ru-BY"/>
         </w:rPr>
       </w:pPr>
-      <w:r>
-        <w:rPr>
-          <w:lang w:val="ru-BY"/>
-        </w:rPr>
-        <w:t>cl = CL/N = 4</w:t>
-      </w:r>
-      <w:r>
-        <w:rPr>
-          <w:lang w:val="ru-BY"/>
-        </w:rPr>
-        <w:t>/</w:t>
-      </w:r>
-      <w:r>
-        <w:rPr>
-          <w:lang w:val="ru-BY"/>
-        </w:rPr>
-        <w:t>12 ≈ 0,333</w:t>
+      <w:proofErr w:type="spellStart"/>
+      <w:r>
+        <w:rPr>
+          <w:lang w:val="ru-BY"/>
+        </w:rPr>
+        <w:t>cl</w:t>
+      </w:r>
+      <w:proofErr w:type="spellEnd"/>
+      <w:r>
+        <w:rPr>
+          <w:lang w:val="ru-BY"/>
+        </w:rPr>
+        <w:t xml:space="preserve"> = CL / N = 3 / 11 ≈ 0,273</w:t>
       </w:r>
     </w:p>
     <w:p>
@@ -993,28 +1296,36 @@
         <w:rPr>
           <w:lang w:val="ru-BY"/>
         </w:rPr>
-        <w:t xml:space="preserve">оператор выбора с n=3 разветвлениями имеет глубину вложенности n−1=2, вложен в цикл (+1): </w:t>
-      </w:r>
-    </w:p>
-    <w:p>
-      <w:pPr>
-        <w:spacing w:line="360" w:lineRule="auto"/>
-        <w:rPr>
-          <w:lang w:val="ru-BY"/>
-        </w:rPr>
-      </w:pPr>
-      <w:r>
-        <w:rPr>
-          <w:lang w:val="ru-BY"/>
-        </w:rPr>
-        <w:t>CLI = 3</w:t>
-      </w:r>
-    </w:p>
-    <w:p>
-      <w:pPr>
-        <w:spacing w:line="360" w:lineRule="auto"/>
-        <w:rPr>
-          <w:lang w:val="ru-BY"/>
+        <w:t xml:space="preserve">CLI = </w:t>
+      </w:r>
+      <w:r>
+        <w:rPr>
+          <w:lang w:val="ru-BY"/>
+        </w:rPr>
+        <w:t>2</w:t>
+      </w:r>
+    </w:p>
+    <w:p>
+      <w:pPr>
+        <w:spacing w:line="360" w:lineRule="auto"/>
+        <w:rPr>
+          <w:lang w:val="ru-BY"/>
+        </w:rPr>
+      </w:pPr>
+    </w:p>
+    <w:p>
+      <w:pPr>
+        <w:spacing w:line="360" w:lineRule="auto"/>
+        <w:rPr>
+          <w:lang w:val="ru-RU"/>
+        </w:rPr>
+      </w:pPr>
+    </w:p>
+    <w:p>
+      <w:pPr>
+        <w:spacing w:line="360" w:lineRule="auto"/>
+        <w:rPr>
+          <w:lang w:val="ru-RU"/>
         </w:rPr>
       </w:pPr>
     </w:p>
@@ -1094,10 +1405,10 @@
           <w:noProof/>
         </w:rPr>
         <w:drawing>
-          <wp:inline distT="0" distB="0" distL="0" distR="0" wp14:anchorId="5BA0624A" wp14:editId="50ABD659">
-            <wp:extent cx="4810099" cy="8801100"/>
-            <wp:effectExtent l="0" t="0" r="0" b="0"/>
-            <wp:docPr id="3" name="Рисунок 3"/>
+          <wp:inline distT="0" distB="0" distL="0" distR="0" wp14:anchorId="0E5DE477" wp14:editId="27D2890D">
+            <wp:extent cx="5079721" cy="8686800"/>
+            <wp:effectExtent l="0" t="0" r="6985" b="0"/>
+            <wp:docPr id="2" name="Рисунок 2"/>
             <wp:cNvGraphicFramePr>
               <a:graphicFrameLocks xmlns:a="http://schemas.openxmlformats.org/drawingml/2006/main" noChangeAspect="1"/>
             </wp:cNvGraphicFramePr>
@@ -1105,7 +1416,7 @@
               <a:graphicData uri="http://schemas.openxmlformats.org/drawingml/2006/picture">
                 <pic:pic xmlns:pic="http://schemas.openxmlformats.org/drawingml/2006/picture">
                   <pic:nvPicPr>
-                    <pic:cNvPr id="0" name="Picture 8"/>
+                    <pic:cNvPr id="0" name="Picture 1"/>
                     <pic:cNvPicPr>
                       <a:picLocks noChangeAspect="1" noChangeArrowheads="1"/>
                     </pic:cNvPicPr>
@@ -1126,7 +1437,7 @@
                   <pic:spPr bwMode="auto">
                     <a:xfrm>
                       <a:off x="0" y="0"/>
-                      <a:ext cx="4810099" cy="8801100"/>
+                      <a:ext cx="5082898" cy="8692233"/>
                     </a:xfrm>
                     <a:prstGeom prst="rect">
                       <a:avLst/>
@@ -1192,9 +1503,9 @@
           <w:lang w:eastAsia="en-US"/>
         </w:rPr>
         <w:drawing>
-          <wp:inline distT="0" distB="0" distL="0" distR="0" wp14:anchorId="1F8F4B71" wp14:editId="12C00190">
-            <wp:extent cx="5940425" cy="4045585"/>
-            <wp:effectExtent l="19050" t="19050" r="22225" b="12065"/>
+          <wp:inline distT="0" distB="0" distL="0" distR="0" wp14:anchorId="4ED2943D" wp14:editId="02FF73FC">
+            <wp:extent cx="5940425" cy="4085590"/>
+            <wp:effectExtent l="19050" t="19050" r="22225" b="10160"/>
             <wp:docPr id="1" name="Рисунок 1"/>
             <wp:cNvGraphicFramePr>
               <a:graphicFrameLocks xmlns:a="http://schemas.openxmlformats.org/drawingml/2006/main" noChangeAspect="1"/>
@@ -1215,7 +1526,7 @@
                   <pic:spPr>
                     <a:xfrm>
                       <a:off x="0" y="0"/>
-                      <a:ext cx="5940425" cy="4045585"/>
+                      <a:ext cx="5940425" cy="4085590"/>
                     </a:xfrm>
                     <a:prstGeom prst="rect">
                       <a:avLst/>
@@ -1704,6 +2015,7 @@
   <w:style w:type="character" w:default="1" w:styleId="a0">
     <w:name w:val="Default Paragraph Font"/>
     <w:uiPriority w:val="1"/>
+    <w:semiHidden/>
     <w:unhideWhenUsed/>
   </w:style>
   <w:style w:type="table" w:default="1" w:styleId="a1">
